--- a/lab7/lab7.docx
+++ b/lab7/lab7.docx
@@ -961,16 +961,24 @@
         <w:rPr>
           <w:b/>
           <w:bCs/>
-          <w:lang w:val="en-US" w:eastAsia="ru-RU"/>
-        </w:rPr>
-      </w:pPr>
-      <w:r>
-        <w:rPr>
-          <w:b/>
-          <w:bCs/>
-          <w:lang w:val="en-US" w:eastAsia="ru-RU"/>
-        </w:rPr>
-        <w:t xml:space="preserve">select * </w:t>
+          <w:lang w:eastAsia="ru-RU"/>
+        </w:rPr>
+      </w:pPr>
+      <w:r>
+        <w:rPr>
+          <w:b/>
+          <w:bCs/>
+          <w:lang w:val="en-US" w:eastAsia="ru-RU"/>
+        </w:rPr>
+        <w:t>select</w:t>
+      </w:r>
+      <w:r>
+        <w:rPr>
+          <w:b/>
+          <w:bCs/>
+          <w:lang w:eastAsia="ru-RU"/>
+        </w:rPr>
+        <w:t xml:space="preserve"> * </w:t>
       </w:r>
     </w:p>
     <w:p>
@@ -1759,6 +1767,9 @@
         <w:jc w:val="center"/>
       </w:pPr>
       <w:r>
+        <w:rPr>
+          <w:noProof/>
+        </w:rPr>
         <w:drawing>
           <wp:inline distT="0" distB="0" distL="0" distR="0" wp14:anchorId="4635415A" wp14:editId="041901DA">
             <wp:extent cx="2429214" cy="1009791"/>
@@ -1902,6 +1913,7 @@
         <w:spacing w:before="240"/>
         <w:rPr>
           <w:u w:val="single"/>
+          <w:lang w:val="en-US"/>
         </w:rPr>
       </w:pPr>
       <w:r>
@@ -1913,6 +1925,7 @@
       <w:r>
         <w:rPr>
           <w:u w:val="single"/>
+          <w:lang w:val="en-US"/>
         </w:rPr>
         <w:t xml:space="preserve"> </w:t>
       </w:r>
@@ -1925,6 +1938,7 @@
       <w:r>
         <w:rPr>
           <w:u w:val="single"/>
+          <w:lang w:val="en-US"/>
         </w:rPr>
         <w:t>:</w:t>
       </w:r>
@@ -2385,6 +2399,9 @@
         <w:jc w:val="center"/>
       </w:pPr>
       <w:r>
+        <w:rPr>
+          <w:noProof/>
+        </w:rPr>
         <w:drawing>
           <wp:inline distT="0" distB="0" distL="0" distR="0" wp14:anchorId="2C550270" wp14:editId="544B587B">
             <wp:extent cx="2591162" cy="1028844"/>
@@ -2433,7 +2450,799 @@
     </w:p>
     <w:p>
       <w:pPr>
-        <w:ind w:firstLine="708"/>
+        <w:pStyle w:val="a9"/>
+        <w:rPr>
+          <w:b/>
+          <w:bCs/>
+        </w:rPr>
+      </w:pPr>
+    </w:p>
+    <w:p/>
+    <w:p/>
+    <w:p/>
+    <w:p/>
+    <w:p>
+      <w:pPr>
+        <w:pStyle w:val="a9"/>
+      </w:pPr>
+      <w:r>
+        <w:rPr>
+          <w:b/>
+          <w:bCs/>
+        </w:rPr>
+        <w:lastRenderedPageBreak/>
+        <w:t>Задание</w:t>
+      </w:r>
+      <w:r>
+        <w:t xml:space="preserve"> </w:t>
+      </w:r>
+      <w:r>
+        <w:rPr>
+          <w:b/>
+          <w:bCs/>
+        </w:rPr>
+        <w:t>4</w:t>
+      </w:r>
+    </w:p>
+    <w:p>
+      <w:pPr>
+        <w:jc w:val="left"/>
+        <w:rPr>
+          <w:color w:val="000000" w:themeColor="text1"/>
+          <w:u w:val="single"/>
+        </w:rPr>
+      </w:pPr>
+      <w:r>
+        <w:rPr>
+          <w:color w:val="000000" w:themeColor="text1"/>
+          <w:u w:val="single"/>
+        </w:rPr>
+        <w:t>Формулировка задания:</w:t>
+      </w:r>
+    </w:p>
+    <w:p>
+      <w:pPr>
+        <w:spacing w:line="240" w:lineRule="auto"/>
+      </w:pPr>
+      <w:r>
+        <w:rPr>
+          <w:szCs w:val="28"/>
+        </w:rPr>
+        <w:t>Создать функцию (процедуру), которая будет вставлять данные в таблицу</w:t>
+      </w:r>
+      <w:r>
+        <w:t>.</w:t>
+      </w:r>
+    </w:p>
+    <w:p>
+      <w:pPr>
+        <w:spacing w:before="240"/>
+        <w:rPr>
+          <w:u w:val="single"/>
+        </w:rPr>
+      </w:pPr>
+      <w:r>
+        <w:rPr>
+          <w:u w:val="single"/>
+        </w:rPr>
+        <w:t>Текст</w:t>
+      </w:r>
+      <w:r>
+        <w:rPr>
+          <w:u w:val="single"/>
+        </w:rPr>
+        <w:t xml:space="preserve"> </w:t>
+      </w:r>
+      <w:r>
+        <w:rPr>
+          <w:u w:val="single"/>
+        </w:rPr>
+        <w:t>скрипта</w:t>
+      </w:r>
+      <w:r>
+        <w:rPr>
+          <w:u w:val="single"/>
+        </w:rPr>
+        <w:t>:</w:t>
+      </w:r>
+    </w:p>
+    <w:p>
+      <w:pPr>
+        <w:spacing w:after="0" w:line="240" w:lineRule="auto"/>
+        <w:jc w:val="left"/>
+        <w:rPr>
+          <w:b/>
+          <w:bCs/>
+          <w:lang w:eastAsia="ru-RU"/>
+        </w:rPr>
+      </w:pPr>
+      <w:r>
+        <w:rPr>
+          <w:b/>
+          <w:bCs/>
+          <w:lang w:eastAsia="ru-RU"/>
+        </w:rPr>
+        <w:t>-- Функция (процедура), которая вставляет данные в таблицу</w:t>
+      </w:r>
+    </w:p>
+    <w:p>
+      <w:pPr>
+        <w:spacing w:after="0" w:line="240" w:lineRule="auto"/>
+        <w:jc w:val="left"/>
+        <w:rPr>
+          <w:b/>
+          <w:bCs/>
+          <w:lang w:val="en-US" w:eastAsia="ru-RU"/>
+        </w:rPr>
+      </w:pPr>
+      <w:r>
+        <w:rPr>
+          <w:b/>
+          <w:bCs/>
+          <w:lang w:val="en-US" w:eastAsia="ru-RU"/>
+        </w:rPr>
+        <w:t>create or replace procedure "</w:t>
+      </w:r>
+      <w:proofErr w:type="spellStart"/>
+      <w:r>
+        <w:rPr>
+          <w:b/>
+          <w:bCs/>
+          <w:lang w:val="en-US" w:eastAsia="ru-RU"/>
+        </w:rPr>
+        <w:t>Insert_Product</w:t>
+      </w:r>
+      <w:proofErr w:type="spellEnd"/>
+      <w:r>
+        <w:rPr>
+          <w:b/>
+          <w:bCs/>
+          <w:lang w:val="en-US" w:eastAsia="ru-RU"/>
+        </w:rPr>
+        <w:t>"(</w:t>
+      </w:r>
+    </w:p>
+    <w:p>
+      <w:pPr>
+        <w:spacing w:after="0" w:line="240" w:lineRule="auto"/>
+        <w:jc w:val="left"/>
+        <w:rPr>
+          <w:b/>
+          <w:bCs/>
+          <w:lang w:val="en-US" w:eastAsia="ru-RU"/>
+        </w:rPr>
+      </w:pPr>
+      <w:r>
+        <w:rPr>
+          <w:b/>
+          <w:bCs/>
+          <w:lang w:val="en-US" w:eastAsia="ru-RU"/>
+        </w:rPr>
+        <w:t xml:space="preserve">    </w:t>
+      </w:r>
+      <w:proofErr w:type="spellStart"/>
+      <w:r>
+        <w:rPr>
+          <w:b/>
+          <w:bCs/>
+          <w:lang w:val="en-US" w:eastAsia="ru-RU"/>
+        </w:rPr>
+        <w:t>prod_id</w:t>
+      </w:r>
+      <w:proofErr w:type="spellEnd"/>
+      <w:r>
+        <w:rPr>
+          <w:b/>
+          <w:bCs/>
+          <w:lang w:val="en-US" w:eastAsia="ru-RU"/>
+        </w:rPr>
+        <w:t xml:space="preserve"> int,</w:t>
+      </w:r>
+    </w:p>
+    <w:p>
+      <w:pPr>
+        <w:spacing w:after="0" w:line="240" w:lineRule="auto"/>
+        <w:jc w:val="left"/>
+        <w:rPr>
+          <w:b/>
+          <w:bCs/>
+          <w:lang w:val="en-US" w:eastAsia="ru-RU"/>
+        </w:rPr>
+      </w:pPr>
+      <w:r>
+        <w:rPr>
+          <w:b/>
+          <w:bCs/>
+          <w:lang w:val="en-US" w:eastAsia="ru-RU"/>
+        </w:rPr>
+        <w:t xml:space="preserve">    </w:t>
+      </w:r>
+      <w:proofErr w:type="spellStart"/>
+      <w:r>
+        <w:rPr>
+          <w:b/>
+          <w:bCs/>
+          <w:lang w:val="en-US" w:eastAsia="ru-RU"/>
+        </w:rPr>
+        <w:t>prod_article</w:t>
+      </w:r>
+      <w:proofErr w:type="spellEnd"/>
+      <w:r>
+        <w:rPr>
+          <w:b/>
+          <w:bCs/>
+          <w:lang w:val="en-US" w:eastAsia="ru-RU"/>
+        </w:rPr>
+        <w:t xml:space="preserve"> varchar,</w:t>
+      </w:r>
+    </w:p>
+    <w:p>
+      <w:pPr>
+        <w:spacing w:after="0" w:line="240" w:lineRule="auto"/>
+        <w:jc w:val="left"/>
+        <w:rPr>
+          <w:b/>
+          <w:bCs/>
+          <w:lang w:val="en-US" w:eastAsia="ru-RU"/>
+        </w:rPr>
+      </w:pPr>
+      <w:r>
+        <w:rPr>
+          <w:b/>
+          <w:bCs/>
+          <w:lang w:val="en-US" w:eastAsia="ru-RU"/>
+        </w:rPr>
+        <w:t xml:space="preserve">    </w:t>
+      </w:r>
+      <w:proofErr w:type="spellStart"/>
+      <w:r>
+        <w:rPr>
+          <w:b/>
+          <w:bCs/>
+          <w:lang w:val="en-US" w:eastAsia="ru-RU"/>
+        </w:rPr>
+        <w:t>prod_name</w:t>
+      </w:r>
+      <w:proofErr w:type="spellEnd"/>
+      <w:r>
+        <w:rPr>
+          <w:b/>
+          <w:bCs/>
+          <w:lang w:val="en-US" w:eastAsia="ru-RU"/>
+        </w:rPr>
+        <w:t xml:space="preserve"> varchar,</w:t>
+      </w:r>
+    </w:p>
+    <w:p>
+      <w:pPr>
+        <w:spacing w:after="0" w:line="240" w:lineRule="auto"/>
+        <w:jc w:val="left"/>
+        <w:rPr>
+          <w:b/>
+          <w:bCs/>
+          <w:lang w:val="en-US" w:eastAsia="ru-RU"/>
+        </w:rPr>
+      </w:pPr>
+      <w:r>
+        <w:rPr>
+          <w:b/>
+          <w:bCs/>
+          <w:lang w:val="en-US" w:eastAsia="ru-RU"/>
+        </w:rPr>
+        <w:t xml:space="preserve">    </w:t>
+      </w:r>
+      <w:proofErr w:type="spellStart"/>
+      <w:r>
+        <w:rPr>
+          <w:b/>
+          <w:bCs/>
+          <w:lang w:val="en-US" w:eastAsia="ru-RU"/>
+        </w:rPr>
+        <w:t>prod_cell_id</w:t>
+      </w:r>
+      <w:proofErr w:type="spellEnd"/>
+      <w:r>
+        <w:rPr>
+          <w:b/>
+          <w:bCs/>
+          <w:lang w:val="en-US" w:eastAsia="ru-RU"/>
+        </w:rPr>
+        <w:t xml:space="preserve"> int</w:t>
+      </w:r>
+    </w:p>
+    <w:p>
+      <w:pPr>
+        <w:spacing w:after="0" w:line="240" w:lineRule="auto"/>
+        <w:jc w:val="left"/>
+        <w:rPr>
+          <w:b/>
+          <w:bCs/>
+          <w:lang w:val="en-US" w:eastAsia="ru-RU"/>
+        </w:rPr>
+      </w:pPr>
+      <w:r>
+        <w:rPr>
+          <w:b/>
+          <w:bCs/>
+          <w:lang w:val="en-US" w:eastAsia="ru-RU"/>
+        </w:rPr>
+        <w:t xml:space="preserve">) </w:t>
+      </w:r>
+    </w:p>
+    <w:p>
+      <w:pPr>
+        <w:spacing w:after="0" w:line="240" w:lineRule="auto"/>
+        <w:jc w:val="left"/>
+        <w:rPr>
+          <w:b/>
+          <w:bCs/>
+          <w:lang w:val="en-US" w:eastAsia="ru-RU"/>
+        </w:rPr>
+      </w:pPr>
+      <w:r>
+        <w:rPr>
+          <w:b/>
+          <w:bCs/>
+          <w:lang w:val="en-US" w:eastAsia="ru-RU"/>
+        </w:rPr>
+        <w:t xml:space="preserve">language </w:t>
+      </w:r>
+      <w:proofErr w:type="spellStart"/>
+      <w:r>
+        <w:rPr>
+          <w:b/>
+          <w:bCs/>
+          <w:lang w:val="en-US" w:eastAsia="ru-RU"/>
+        </w:rPr>
+        <w:t>plpgsql</w:t>
+      </w:r>
+      <w:proofErr w:type="spellEnd"/>
+    </w:p>
+    <w:p>
+      <w:pPr>
+        <w:spacing w:after="0" w:line="240" w:lineRule="auto"/>
+        <w:jc w:val="left"/>
+        <w:rPr>
+          <w:b/>
+          <w:bCs/>
+          <w:lang w:val="en-US" w:eastAsia="ru-RU"/>
+        </w:rPr>
+      </w:pPr>
+      <w:r>
+        <w:rPr>
+          <w:b/>
+          <w:bCs/>
+          <w:lang w:val="en-US" w:eastAsia="ru-RU"/>
+        </w:rPr>
+        <w:t>as $$</w:t>
+      </w:r>
+    </w:p>
+    <w:p>
+      <w:pPr>
+        <w:spacing w:after="0" w:line="240" w:lineRule="auto"/>
+        <w:jc w:val="left"/>
+        <w:rPr>
+          <w:b/>
+          <w:bCs/>
+          <w:lang w:val="en-US" w:eastAsia="ru-RU"/>
+        </w:rPr>
+      </w:pPr>
+      <w:r>
+        <w:rPr>
+          <w:b/>
+          <w:bCs/>
+          <w:lang w:val="en-US" w:eastAsia="ru-RU"/>
+        </w:rPr>
+        <w:t>begin</w:t>
+      </w:r>
+    </w:p>
+    <w:p>
+      <w:pPr>
+        <w:spacing w:after="0" w:line="240" w:lineRule="auto"/>
+        <w:jc w:val="left"/>
+        <w:rPr>
+          <w:b/>
+          <w:bCs/>
+          <w:lang w:val="en-US" w:eastAsia="ru-RU"/>
+        </w:rPr>
+      </w:pPr>
+      <w:r>
+        <w:rPr>
+          <w:b/>
+          <w:bCs/>
+          <w:lang w:val="en-US" w:eastAsia="ru-RU"/>
+        </w:rPr>
+        <w:t xml:space="preserve">    insert into "Products" ("ID", "Article", "Name", "</w:t>
+      </w:r>
+      <w:proofErr w:type="spellStart"/>
+      <w:r>
+        <w:rPr>
+          <w:b/>
+          <w:bCs/>
+          <w:lang w:val="en-US" w:eastAsia="ru-RU"/>
+        </w:rPr>
+        <w:t>Cell_ID</w:t>
+      </w:r>
+      <w:proofErr w:type="spellEnd"/>
+      <w:r>
+        <w:rPr>
+          <w:b/>
+          <w:bCs/>
+          <w:lang w:val="en-US" w:eastAsia="ru-RU"/>
+        </w:rPr>
+        <w:t>")</w:t>
+      </w:r>
+    </w:p>
+    <w:p>
+      <w:pPr>
+        <w:spacing w:after="0" w:line="240" w:lineRule="auto"/>
+        <w:jc w:val="left"/>
+        <w:rPr>
+          <w:b/>
+          <w:bCs/>
+          <w:lang w:val="en-US" w:eastAsia="ru-RU"/>
+        </w:rPr>
+      </w:pPr>
+      <w:r>
+        <w:rPr>
+          <w:b/>
+          <w:bCs/>
+          <w:lang w:val="en-US" w:eastAsia="ru-RU"/>
+        </w:rPr>
+        <w:t xml:space="preserve">    values (</w:t>
+      </w:r>
+      <w:proofErr w:type="spellStart"/>
+      <w:r>
+        <w:rPr>
+          <w:b/>
+          <w:bCs/>
+          <w:lang w:val="en-US" w:eastAsia="ru-RU"/>
+        </w:rPr>
+        <w:t>prod_id</w:t>
+      </w:r>
+      <w:proofErr w:type="spellEnd"/>
+      <w:r>
+        <w:rPr>
+          <w:b/>
+          <w:bCs/>
+          <w:lang w:val="en-US" w:eastAsia="ru-RU"/>
+        </w:rPr>
+        <w:t xml:space="preserve">, </w:t>
+      </w:r>
+      <w:proofErr w:type="spellStart"/>
+      <w:r>
+        <w:rPr>
+          <w:b/>
+          <w:bCs/>
+          <w:lang w:val="en-US" w:eastAsia="ru-RU"/>
+        </w:rPr>
+        <w:t>prod_article</w:t>
+      </w:r>
+      <w:proofErr w:type="spellEnd"/>
+      <w:r>
+        <w:rPr>
+          <w:b/>
+          <w:bCs/>
+          <w:lang w:val="en-US" w:eastAsia="ru-RU"/>
+        </w:rPr>
+        <w:t xml:space="preserve">, </w:t>
+      </w:r>
+      <w:proofErr w:type="spellStart"/>
+      <w:r>
+        <w:rPr>
+          <w:b/>
+          <w:bCs/>
+          <w:lang w:val="en-US" w:eastAsia="ru-RU"/>
+        </w:rPr>
+        <w:t>prod_name</w:t>
+      </w:r>
+      <w:proofErr w:type="spellEnd"/>
+      <w:r>
+        <w:rPr>
+          <w:b/>
+          <w:bCs/>
+          <w:lang w:val="en-US" w:eastAsia="ru-RU"/>
+        </w:rPr>
+        <w:t xml:space="preserve">, </w:t>
+      </w:r>
+      <w:proofErr w:type="spellStart"/>
+      <w:r>
+        <w:rPr>
+          <w:b/>
+          <w:bCs/>
+          <w:lang w:val="en-US" w:eastAsia="ru-RU"/>
+        </w:rPr>
+        <w:t>prod_cell_id</w:t>
+      </w:r>
+      <w:proofErr w:type="spellEnd"/>
+      <w:r>
+        <w:rPr>
+          <w:b/>
+          <w:bCs/>
+          <w:lang w:val="en-US" w:eastAsia="ru-RU"/>
+        </w:rPr>
+        <w:t>);</w:t>
+      </w:r>
+    </w:p>
+    <w:p>
+      <w:pPr>
+        <w:spacing w:after="0" w:line="240" w:lineRule="auto"/>
+        <w:jc w:val="left"/>
+        <w:rPr>
+          <w:b/>
+          <w:bCs/>
+          <w:lang w:val="en-US" w:eastAsia="ru-RU"/>
+        </w:rPr>
+      </w:pPr>
+      <w:r>
+        <w:rPr>
+          <w:b/>
+          <w:bCs/>
+          <w:lang w:val="en-US" w:eastAsia="ru-RU"/>
+        </w:rPr>
+        <w:t>end;</w:t>
+      </w:r>
+    </w:p>
+    <w:p>
+      <w:pPr>
+        <w:spacing w:after="0" w:line="240" w:lineRule="auto"/>
+        <w:jc w:val="left"/>
+        <w:rPr>
+          <w:b/>
+          <w:bCs/>
+          <w:lang w:eastAsia="ru-RU"/>
+        </w:rPr>
+      </w:pPr>
+      <w:r>
+        <w:rPr>
+          <w:b/>
+          <w:bCs/>
+          <w:lang w:val="en-US" w:eastAsia="ru-RU"/>
+        </w:rPr>
+        <w:t>$$;</w:t>
+      </w:r>
+    </w:p>
+    <w:p>
+      <w:pPr>
+        <w:spacing w:after="0" w:line="240" w:lineRule="auto"/>
+        <w:jc w:val="left"/>
+        <w:rPr>
+          <w:b/>
+          <w:bCs/>
+          <w:lang w:val="en-US" w:eastAsia="ru-RU"/>
+        </w:rPr>
+      </w:pPr>
+      <w:r>
+        <w:rPr>
+          <w:b/>
+          <w:bCs/>
+          <w:lang w:val="en-US" w:eastAsia="ru-RU"/>
+        </w:rPr>
+        <w:t>call "</w:t>
+      </w:r>
+      <w:proofErr w:type="spellStart"/>
+      <w:r>
+        <w:rPr>
+          <w:b/>
+          <w:bCs/>
+          <w:lang w:val="en-US" w:eastAsia="ru-RU"/>
+        </w:rPr>
+        <w:t>Insert_Product</w:t>
+      </w:r>
+      <w:proofErr w:type="spellEnd"/>
+      <w:r>
+        <w:rPr>
+          <w:b/>
+          <w:bCs/>
+          <w:lang w:val="en-US" w:eastAsia="ru-RU"/>
+        </w:rPr>
+        <w:t>"(6, '1006', '</w:t>
+      </w:r>
+      <w:r>
+        <w:rPr>
+          <w:b/>
+          <w:bCs/>
+          <w:lang w:eastAsia="ru-RU"/>
+        </w:rPr>
+        <w:t>Свекла</w:t>
+      </w:r>
+      <w:r>
+        <w:rPr>
+          <w:b/>
+          <w:bCs/>
+          <w:lang w:val="en-US" w:eastAsia="ru-RU"/>
+        </w:rPr>
+        <w:t>', 106);</w:t>
+      </w:r>
+    </w:p>
+    <w:p>
+      <w:pPr>
+        <w:spacing w:after="0" w:line="240" w:lineRule="auto"/>
+        <w:jc w:val="left"/>
+        <w:rPr>
+          <w:b/>
+          <w:bCs/>
+          <w:lang w:eastAsia="ru-RU"/>
+        </w:rPr>
+      </w:pPr>
+      <w:proofErr w:type="spellStart"/>
+      <w:r>
+        <w:rPr>
+          <w:b/>
+          <w:bCs/>
+          <w:lang w:eastAsia="ru-RU"/>
+        </w:rPr>
+        <w:t>select</w:t>
+      </w:r>
+      <w:proofErr w:type="spellEnd"/>
+      <w:r>
+        <w:rPr>
+          <w:b/>
+          <w:bCs/>
+          <w:lang w:eastAsia="ru-RU"/>
+        </w:rPr>
+        <w:t xml:space="preserve"> *</w:t>
+      </w:r>
+    </w:p>
+    <w:p>
+      <w:pPr>
+        <w:spacing w:after="0" w:line="240" w:lineRule="auto"/>
+        <w:jc w:val="left"/>
+        <w:rPr>
+          <w:b/>
+          <w:bCs/>
+          <w:lang w:eastAsia="ru-RU"/>
+        </w:rPr>
+      </w:pPr>
+      <w:proofErr w:type="spellStart"/>
+      <w:r>
+        <w:rPr>
+          <w:b/>
+          <w:bCs/>
+          <w:lang w:eastAsia="ru-RU"/>
+        </w:rPr>
+        <w:t>from</w:t>
+      </w:r>
+      <w:proofErr w:type="spellEnd"/>
+      <w:r>
+        <w:rPr>
+          <w:b/>
+          <w:bCs/>
+          <w:lang w:eastAsia="ru-RU"/>
+        </w:rPr>
+        <w:t xml:space="preserve"> "Products"</w:t>
+      </w:r>
+    </w:p>
+    <w:p>
+      <w:pPr>
+        <w:spacing w:line="240" w:lineRule="auto"/>
+        <w:jc w:val="left"/>
+        <w:rPr>
+          <w:rFonts w:ascii="Consolas" w:hAnsi="Consolas" w:cs="Consolas"/>
+          <w:color w:val="0000FF"/>
+          <w:sz w:val="24"/>
+          <w:szCs w:val="24"/>
+          <w14:ligatures w14:val="standardContextual"/>
+        </w:rPr>
+      </w:pPr>
+      <w:r>
+        <w:rPr>
+          <w:szCs w:val="28"/>
+          <w:u w:val="single"/>
+        </w:rPr>
+        <w:t>Результат</w:t>
+      </w:r>
+      <w:r>
+        <w:rPr>
+          <w:szCs w:val="28"/>
+          <w:u w:val="single"/>
+        </w:rPr>
+        <w:t xml:space="preserve"> </w:t>
+      </w:r>
+      <w:r>
+        <w:rPr>
+          <w:szCs w:val="28"/>
+          <w:u w:val="single"/>
+        </w:rPr>
+        <w:t>выполнения</w:t>
+      </w:r>
+      <w:r>
+        <w:rPr>
+          <w:szCs w:val="28"/>
+          <w:u w:val="single"/>
+        </w:rPr>
+        <w:t xml:space="preserve"> </w:t>
+      </w:r>
+      <w:r>
+        <w:rPr>
+          <w:szCs w:val="28"/>
+          <w:u w:val="single"/>
+        </w:rPr>
+        <w:t>скрипта</w:t>
+      </w:r>
+      <w:r>
+        <w:rPr>
+          <w:szCs w:val="28"/>
+          <w:u w:val="single"/>
+        </w:rPr>
+        <w:t>:</w:t>
+      </w:r>
+    </w:p>
+    <w:p>
+      <w:pPr>
+        <w:spacing w:before="240"/>
+        <w:jc w:val="center"/>
+      </w:pPr>
+      <w:r>
+        <w:t>Результат выполнения скрипта представлен ниже (</w:t>
+      </w:r>
+      <w:r>
+        <w:t>Рисунок 3</w:t>
+      </w:r>
+      <w:r>
+        <w:t>).</w:t>
+      </w:r>
+    </w:p>
+    <w:p>
+      <w:pPr>
+        <w:spacing w:before="240"/>
+        <w:jc w:val="center"/>
+      </w:pPr>
+      <w:r>
+        <w:drawing>
+          <wp:inline distT="0" distB="0" distL="0" distR="0" wp14:anchorId="0C2E860E" wp14:editId="6FD989EB">
+            <wp:extent cx="4153480" cy="1838582"/>
+            <wp:effectExtent l="0" t="0" r="0" b="9525"/>
+            <wp:docPr id="1425374470" name="Рисунок 1"/>
+            <wp:cNvGraphicFramePr>
+              <a:graphicFrameLocks xmlns:a="http://schemas.openxmlformats.org/drawingml/2006/main" noChangeAspect="1"/>
+            </wp:cNvGraphicFramePr>
+            <a:graphic xmlns:a="http://schemas.openxmlformats.org/drawingml/2006/main">
+              <a:graphicData uri="http://schemas.openxmlformats.org/drawingml/2006/picture">
+                <pic:pic xmlns:pic="http://schemas.openxmlformats.org/drawingml/2006/picture">
+                  <pic:nvPicPr>
+                    <pic:cNvPr id="1425374470" name=""/>
+                    <pic:cNvPicPr/>
+                  </pic:nvPicPr>
+                  <pic:blipFill>
+                    <a:blip r:embed="rId8"/>
+                    <a:stretch>
+                      <a:fillRect/>
+                    </a:stretch>
+                  </pic:blipFill>
+                  <pic:spPr>
+                    <a:xfrm>
+                      <a:off x="0" y="0"/>
+                      <a:ext cx="4153480" cy="1838582"/>
+                    </a:xfrm>
+                    <a:prstGeom prst="rect">
+                      <a:avLst/>
+                    </a:prstGeom>
+                  </pic:spPr>
+                </pic:pic>
+              </a:graphicData>
+            </a:graphic>
+          </wp:inline>
+        </w:drawing>
+      </w:r>
+    </w:p>
+    <w:p>
+      <w:pPr>
+        <w:spacing w:before="240"/>
+        <w:jc w:val="center"/>
+      </w:pPr>
+      <w:r>
+        <w:t xml:space="preserve">Рисунок 3 – Результат выполнения </w:t>
+      </w:r>
+      <w:r>
+        <w:t>четвертого</w:t>
+      </w:r>
+      <w:r>
+        <w:t xml:space="preserve"> задания</w:t>
+      </w:r>
+    </w:p>
+    <w:p>
+      <w:pPr>
         <w:rPr>
           <w:b/>
           <w:bCs/>
@@ -2460,25 +3269,7 @@
         <w:rPr>
           <w:color w:val="000000" w:themeColor="text1"/>
         </w:rPr>
-        <w:t>ыли р</w:t>
-      </w:r>
-      <w:r>
-        <w:rPr>
-          <w:color w:val="000000" w:themeColor="text1"/>
-        </w:rPr>
-        <w:t>азработа</w:t>
-      </w:r>
-      <w:r>
-        <w:rPr>
-          <w:color w:val="000000" w:themeColor="text1"/>
-        </w:rPr>
-        <w:t>ны</w:t>
-      </w:r>
-      <w:r>
-        <w:rPr>
-          <w:color w:val="000000" w:themeColor="text1"/>
-        </w:rPr>
-        <w:t xml:space="preserve"> запросы с помощью</w:t>
+        <w:t>ыли разработаны запросы с помощью</w:t>
       </w:r>
       <w:r>
         <w:rPr>
@@ -2527,9 +3318,8 @@
         </w:rPr>
         <w:t>.</w:t>
       </w:r>
-    </w:p>
-    <w:bookmarkEnd w:id="1"/>
-    <w:p/>
+      <w:bookmarkEnd w:id="1"/>
+    </w:p>
     <w:sectPr>
       <w:pgSz w:w="11906" w:h="16838"/>
       <w:pgMar w:top="1134" w:right="850" w:bottom="1134" w:left="1701" w:header="708" w:footer="708" w:gutter="0"/>
